--- a/Database/DB_Codebook_Summarizer_template.docx
+++ b/Database/DB_Codebook_Summarizer_template.docx
@@ -1270,25 +1270,7 @@
           <w:sz w:val="20"/>
           <w:szCs w:val="20"/>
         </w:rPr>
-        <w:t xml:space="preserve">– Which pipeline </w:t>
-      </w:r>
-      <w:r>
-        <w:rPr>
-          <w:rFonts w:ascii="Candara" w:hAnsi="Candara" w:cs="Segoe UI"/>
-          <w:color w:val="000000" w:themeColor="text1"/>
-          <w:sz w:val="20"/>
-          <w:szCs w:val="20"/>
-        </w:rPr>
-        <w:t xml:space="preserve">version </w:t>
-      </w:r>
-      <w:r>
-        <w:rPr>
-          <w:rFonts w:ascii="Candara" w:hAnsi="Candara" w:cs="Segoe UI"/>
-          <w:color w:val="000000" w:themeColor="text1"/>
-          <w:sz w:val="20"/>
-          <w:szCs w:val="20"/>
-        </w:rPr>
-        <w:t>handled this session.</w:t>
+        <w:t>– Which pipeline version handled this session.</w:t>
       </w:r>
     </w:p>
     <w:p>
@@ -1829,21 +1811,7 @@
                 <w:rStyle w:val="HTMLCode"/>
                 <w:rFonts w:ascii="Candara" w:hAnsi="Candara"/>
               </w:rPr>
-              <w:t xml:space="preserve"> </w:t>
-            </w:r>
-            <w:r>
-              <w:rPr>
-                <w:rStyle w:val="HTMLCode"/>
-                <w:rFonts w:ascii="Candara" w:hAnsi="Candara"/>
-              </w:rPr>
-              <w:t>Sess1</w:t>
-            </w:r>
-            <w:r>
-              <w:rPr>
-                <w:rStyle w:val="HTMLCode"/>
-                <w:rFonts w:ascii="Candara" w:hAnsi="Candara"/>
-              </w:rPr>
-              <w:t>…</w:t>
+              <w:t xml:space="preserve"> Sess1…</w:t>
             </w:r>
             <w:r>
               <w:rPr>
@@ -2571,6 +2539,7 @@
                 <w:sz w:val="20"/>
                 <w:szCs w:val="20"/>
               </w:rPr>
+              <w:lastRenderedPageBreak/>
               <w:t>S</w:t>
             </w:r>
             <w:r>
@@ -2696,7 +2665,6 @@
                 <w:sz w:val="20"/>
                 <w:szCs w:val="20"/>
               </w:rPr>
-              <w:lastRenderedPageBreak/>
               <w:t>reviewed</w:t>
             </w:r>
           </w:p>
@@ -2723,7 +2691,6 @@
                 <w:sz w:val="20"/>
                 <w:szCs w:val="20"/>
               </w:rPr>
-              <w:lastRenderedPageBreak/>
               <w:t>"reviewed"</w:t>
             </w:r>
           </w:p>
@@ -3898,14 +3865,7 @@
                 <w:rStyle w:val="HTMLCode"/>
                 <w:rFonts w:ascii="Candara" w:hAnsi="Candara"/>
               </w:rPr>
-              <w:t xml:space="preserve"> </w:t>
-            </w:r>
-            <w:r>
-              <w:rPr>
-                <w:rStyle w:val="HTMLCode"/>
-                <w:rFonts w:ascii="Candara" w:hAnsi="Candara"/>
-              </w:rPr>
-              <w:t>Sess1</w:t>
+              <w:t xml:space="preserve"> Sess1</w:t>
             </w:r>
             <w:r>
               <w:rPr>
@@ -5125,14 +5085,7 @@
                 <w:rStyle w:val="HTMLCode"/>
                 <w:rFonts w:ascii="Candara" w:hAnsi="Candara"/>
               </w:rPr>
-              <w:t xml:space="preserve"> </w:t>
-            </w:r>
-            <w:r>
-              <w:rPr>
-                <w:rStyle w:val="HTMLCode"/>
-                <w:rFonts w:ascii="Candara" w:hAnsi="Candara"/>
-              </w:rPr>
-              <w:t>Sess1</w:t>
+              <w:t xml:space="preserve"> Sess1</w:t>
             </w:r>
             <w:r>
               <w:rPr>
@@ -5655,55 +5608,7 @@
           <w:sz w:val="22"/>
           <w:szCs w:val="22"/>
         </w:rPr>
-        <w:t>S</w:t>
-      </w:r>
-      <w:r>
-        <w:rPr>
-          <w:rStyle w:val="HTMLCode"/>
-          <w:rFonts w:ascii="Candara" w:eastAsiaTheme="majorEastAsia" w:hAnsi="Candara"/>
-          <w:i w:val="0"/>
-          <w:iCs w:val="0"/>
-          <w:color w:val="000000" w:themeColor="text1"/>
-          <w:sz w:val="22"/>
-          <w:szCs w:val="22"/>
-        </w:rPr>
-        <w:t>ession</w:t>
-      </w:r>
-      <w:r>
-        <w:rPr>
-          <w:rStyle w:val="HTMLCode"/>
-          <w:rFonts w:ascii="Candara" w:eastAsiaTheme="majorEastAsia" w:hAnsi="Candara"/>
-          <w:i w:val="0"/>
-          <w:iCs w:val="0"/>
-          <w:color w:val="000000" w:themeColor="text1"/>
-          <w:sz w:val="22"/>
-          <w:szCs w:val="22"/>
-        </w:rPr>
-        <w:t>M</w:t>
-      </w:r>
-      <w:r>
-        <w:rPr>
-          <w:rStyle w:val="HTMLCode"/>
-          <w:rFonts w:ascii="Candara" w:eastAsiaTheme="majorEastAsia" w:hAnsi="Candara"/>
-          <w:i w:val="0"/>
-          <w:iCs w:val="0"/>
-          <w:color w:val="000000" w:themeColor="text1"/>
-          <w:sz w:val="22"/>
-          <w:szCs w:val="22"/>
-        </w:rPr>
-        <w:t>etri</w:t>
-      </w:r>
-      <w:r>
-        <w:rPr>
-          <w:rStyle w:val="HTMLCode"/>
-          <w:rFonts w:ascii="Candara" w:eastAsiaTheme="majorEastAsia" w:hAnsi="Candara"/>
-          <w:i w:val="0"/>
-          <w:iCs w:val="0"/>
-          <w:color w:val="000000" w:themeColor="text1"/>
-          <w:sz w:val="22"/>
-          <w:szCs w:val="22"/>
-        </w:rPr>
-        <w:t>c</w:t>
+        <w:t>SessionMetric</w:t>
       </w:r>
       <w:proofErr w:type="spellEnd"/>
     </w:p>
@@ -5726,8 +5631,8 @@
         <w:gridCol w:w="2173"/>
         <w:gridCol w:w="207"/>
         <w:gridCol w:w="1269"/>
-        <w:gridCol w:w="2074"/>
-        <w:gridCol w:w="1622"/>
+        <w:gridCol w:w="2081"/>
+        <w:gridCol w:w="1615"/>
         <w:gridCol w:w="1295"/>
       </w:tblGrid>
       <w:tr>
@@ -5911,37 +5816,7 @@
                 <w:sz w:val="20"/>
                 <w:szCs w:val="20"/>
               </w:rPr>
-              <w:t>S</w:t>
-            </w:r>
-            <w:r>
-              <w:rPr>
-                <w:rFonts w:ascii="Candara" w:hAnsi="Candara"/>
-                <w:b/>
-                <w:bCs/>
-                <w:sz w:val="20"/>
-                <w:szCs w:val="20"/>
-              </w:rPr>
-              <w:t>ession</w:t>
-            </w:r>
-            <w:r>
-              <w:rPr>
-                <w:rFonts w:ascii="Candara" w:hAnsi="Candara"/>
-                <w:b/>
-                <w:bCs/>
-                <w:sz w:val="20"/>
-                <w:szCs w:val="20"/>
-              </w:rPr>
-              <w:t>I</w:t>
-            </w:r>
-            <w:r>
-              <w:rPr>
-                <w:rFonts w:ascii="Candara" w:hAnsi="Candara"/>
-                <w:b/>
-                <w:bCs/>
-                <w:sz w:val="20"/>
-                <w:szCs w:val="20"/>
-              </w:rPr>
-              <w:t>d</w:t>
+              <w:t>SessionId</w:t>
             </w:r>
             <w:proofErr w:type="spellEnd"/>
           </w:p>
@@ -6091,57 +5966,7 @@
                 <w:sz w:val="20"/>
                 <w:szCs w:val="20"/>
               </w:rPr>
-              <w:t>P</w:t>
-            </w:r>
-            <w:r>
-              <w:rPr>
-                <w:rFonts w:ascii="Candara" w:hAnsi="Candara"/>
-                <w:b/>
-                <w:bCs/>
-                <w:sz w:val="20"/>
-                <w:szCs w:val="20"/>
-              </w:rPr>
-              <w:t>atient</w:t>
-            </w:r>
-            <w:r>
-              <w:rPr>
-                <w:rFonts w:ascii="Candara" w:hAnsi="Candara"/>
-                <w:b/>
-                <w:bCs/>
-                <w:sz w:val="20"/>
-                <w:szCs w:val="20"/>
-              </w:rPr>
-              <w:t>T</w:t>
-            </w:r>
-            <w:r>
-              <w:rPr>
-                <w:rFonts w:ascii="Candara" w:hAnsi="Candara"/>
-                <w:b/>
-                <w:bCs/>
-                <w:sz w:val="20"/>
-                <w:szCs w:val="20"/>
-              </w:rPr>
-              <w:t>urn</w:t>
-            </w:r>
-            <w:r>
-              <w:rPr>
-                <w:rFonts w:ascii="Candara" w:hAnsi="Candara"/>
-                <w:b/>
-                <w:bCs/>
-                <w:sz w:val="20"/>
-                <w:szCs w:val="20"/>
-              </w:rPr>
-              <w:t>C</w:t>
-            </w:r>
-            <w:r>
-              <w:rPr>
-                <w:rFonts w:ascii="Candara" w:hAnsi="Candara"/>
-                <w:b/>
-                <w:bCs/>
-                <w:sz w:val="20"/>
-                <w:szCs w:val="20"/>
-              </w:rPr>
-              <w:t>ount</w:t>
+              <w:t>PatientTurnCount</w:t>
             </w:r>
             <w:proofErr w:type="spellEnd"/>
           </w:p>
@@ -6266,57 +6091,7 @@
                 <w:sz w:val="20"/>
                 <w:szCs w:val="20"/>
               </w:rPr>
-              <w:t>S</w:t>
-            </w:r>
-            <w:r>
-              <w:rPr>
-                <w:rFonts w:ascii="Candara" w:hAnsi="Candara"/>
-                <w:b/>
-                <w:bCs/>
-                <w:sz w:val="20"/>
-                <w:szCs w:val="20"/>
-              </w:rPr>
-              <w:t>ystem</w:t>
-            </w:r>
-            <w:r>
-              <w:rPr>
-                <w:rFonts w:ascii="Candara" w:hAnsi="Candara"/>
-                <w:b/>
-                <w:bCs/>
-                <w:sz w:val="20"/>
-                <w:szCs w:val="20"/>
-              </w:rPr>
-              <w:t>T</w:t>
-            </w:r>
-            <w:r>
-              <w:rPr>
-                <w:rFonts w:ascii="Candara" w:hAnsi="Candara"/>
-                <w:b/>
-                <w:bCs/>
-                <w:sz w:val="20"/>
-                <w:szCs w:val="20"/>
-              </w:rPr>
-              <w:t>urn</w:t>
-            </w:r>
-            <w:r>
-              <w:rPr>
-                <w:rFonts w:ascii="Candara" w:hAnsi="Candara"/>
-                <w:b/>
-                <w:bCs/>
-                <w:sz w:val="20"/>
-                <w:szCs w:val="20"/>
-              </w:rPr>
-              <w:t>C</w:t>
-            </w:r>
-            <w:r>
-              <w:rPr>
-                <w:rFonts w:ascii="Candara" w:hAnsi="Candara"/>
-                <w:b/>
-                <w:bCs/>
-                <w:sz w:val="20"/>
-                <w:szCs w:val="20"/>
-              </w:rPr>
-              <w:t>ount</w:t>
+              <w:t>SystemTurnCount</w:t>
             </w:r>
             <w:proofErr w:type="spellEnd"/>
           </w:p>
@@ -8066,7 +7841,23 @@
                 <w:sz w:val="20"/>
                 <w:szCs w:val="20"/>
               </w:rPr>
-              <w:t xml:space="preserve"> ratio)</w:t>
+              <w:t xml:space="preserve"> ratio</w:t>
+            </w:r>
+            <w:r>
+              <w:rPr>
+                <w:rFonts w:ascii="Candara" w:hAnsi="Candara"/>
+                <w:sz w:val="20"/>
+                <w:szCs w:val="20"/>
+              </w:rPr>
+              <w:t xml:space="preserve"> or ROUGE</w:t>
+            </w:r>
+            <w:r>
+              <w:rPr>
+                <w:rFonts w:ascii="Candara" w:hAnsi="Candara"/>
+                <w:sz w:val="20"/>
+                <w:szCs w:val="20"/>
+              </w:rPr>
+              <w:t>)</w:t>
             </w:r>
           </w:p>
         </w:tc>
@@ -8682,6 +8473,7 @@
                 <w:sz w:val="20"/>
                 <w:szCs w:val="20"/>
               </w:rPr>
+              <w:lastRenderedPageBreak/>
               <w:t>H</w:t>
             </w:r>
             <w:r>
@@ -8902,16 +8694,7 @@
           <w:sz w:val="32"/>
           <w:szCs w:val="32"/>
         </w:rPr>
-        <w:t xml:space="preserve">Prototype summary template </w:t>
-      </w:r>
-      <w:r>
-        <w:rPr>
-          <w:rFonts w:ascii="Candara" w:hAnsi="Candara"/>
-          <w:color w:val="000000" w:themeColor="text1"/>
-          <w:sz w:val="32"/>
-          <w:szCs w:val="32"/>
-        </w:rPr>
-        <w:t>:</w:t>
+        <w:t>Prototype summary template :</w:t>
       </w:r>
     </w:p>
     <w:p>
@@ -9152,16 +8935,7 @@
           <w:sz w:val="20"/>
           <w:szCs w:val="20"/>
         </w:rPr>
-        <w:t>E</w:t>
-      </w:r>
-      <w:r>
-        <w:rPr>
-          <w:rFonts w:ascii="Candara" w:hAnsi="Candara"/>
-          <w:color w:val="000000" w:themeColor="text1"/>
-          <w:sz w:val="20"/>
-          <w:szCs w:val="20"/>
-        </w:rPr>
-        <w:t>xample 1: Chest pain + dizziness</w:t>
+        <w:t>Example 1: Chest pain + dizziness</w:t>
       </w:r>
     </w:p>
     <w:p>
@@ -9521,16 +9295,7 @@
           <w:sz w:val="20"/>
           <w:szCs w:val="20"/>
         </w:rPr>
-        <w:t>E</w:t>
-      </w:r>
-      <w:r>
-        <w:rPr>
-          <w:rFonts w:ascii="Candara" w:hAnsi="Candara"/>
-          <w:color w:val="000000" w:themeColor="text1"/>
-          <w:sz w:val="20"/>
-          <w:szCs w:val="20"/>
-        </w:rPr>
-        <w:t>xample 2: Abdominal pain + urinary symptoms</w:t>
+        <w:t>Example 2: Abdominal pain + urinary symptoms</w:t>
       </w:r>
     </w:p>
     <w:p>
@@ -9645,6 +9410,7 @@
           <w:sz w:val="20"/>
           <w:szCs w:val="20"/>
         </w:rPr>
+        <w:lastRenderedPageBreak/>
         <w:t>Pertinent positives:</w:t>
       </w:r>
       <w:r>
@@ -9785,7 +9551,6 @@
           <w:sz w:val="20"/>
           <w:szCs w:val="20"/>
         </w:rPr>
-        <w:lastRenderedPageBreak/>
         <w:t>Social factors</w:t>
       </w:r>
       <w:r>
